--- a/Volume 1/Chapter 09 - Memory Management/SPA_Vol1_Ch9_Lesson9_4a_free_and_delete_EXTENDED.docx
+++ b/Volume 1/Chapter 09 - Memory Management/SPA_Vol1_Ch9_Lesson9_4a_free_and_delete_EXTENDED.docx
@@ -835,7 +835,7 @@
         <w:keepNext/>
       </w:pPr>
       <w:r>
-        <w:t>[profile.default]</w:t>
+        <w:t>[profile.default]  # Remember, the settings forge uses by default.</w:t>
       </w:r>
     </w:p>
     <w:p>
@@ -1097,10 +1097,11 @@
     </w:p>
     <w:p>
       <w:r>
-        <w:t>Assembly gives memory back exactly as C does, by hand. On Windows, Lesson 9.3a's HeapAlloc took a block from the process heap; its partner, HeapFree(heap, flags, address), gives that block back to the same heap. Nothing does it for you: a block that is never handed to HeapFree stays taken until the program ends. The three rules of Lesson 9.4 hold word for word: give each block back with the partner of the call that made it, give it back exactly once, and only after its last use. HeapFree does not change the</w:t>
-      </w:r>
-      <w:r>
-        <w:t xml:space="preserve"> register or variable that held the address, so that value is now a dangling pointer, and writing 0 into the variable is how the Production-Minded program makes a second release harmless.</w:t>
+        <w:t xml:space="preserve">Assembly gives memory back exactly as C does, by hand. On Windows, Lesson 9.3a's HeapAlloc took a block from the process heap; its partner, HeapFree(heap, flags, address), gives that block back to the same heap. Nothing does it for you: a block that is never handed to HeapFree stays taken until the program ends. The three rules of Lesson 9.4 hold word for word: give each block back with the partner of the call that made it, give it </w:t>
+      </w:r>
+      <w:r>
+        <w:lastRenderedPageBreak/>
+        <w:t>back exactly once, and only after its last use. HeapFree does not change the register or variable that held the address, so that value is now a dangling pointer, and writing 0 into the variable is how the Production-Minded program makes a second release harmless.</w:t>
       </w:r>
     </w:p>
     <w:p>
@@ -2433,15 +2434,15 @@
         <w:pStyle w:val="SourceCode"/>
       </w:pPr>
       <w:r>
-        <w:t xml:space="preserve">    ; the old address afterwards, but it no longer leads to this</w:t>
-      </w:r>
-    </w:p>
-    <w:p>
-      <w:pPr>
-        <w:pStyle w:val="SourceCode"/>
-      </w:pPr>
-      <w:r>
-        <w:t xml:space="preserve">    ; program's memory: a dangling pointer, never read through again.</w:t>
+        <w:t xml:space="preserve">    ; the old address afterwards, but the block is no longer the program's</w:t>
+      </w:r>
+    </w:p>
+    <w:p>
+      <w:pPr>
+        <w:pStyle w:val="SourceCode"/>
+      </w:pPr>
+      <w:r>
+        <w:t xml:space="preserve">    ; and may be handed out again: a dangling pointer, never read through.</w:t>
       </w:r>
     </w:p>
     <w:p>
@@ -4025,15 +4026,15 @@
         <w:pStyle w:val="SourceCode"/>
       </w:pPr>
       <w:r>
-        <w:t xml:space="preserve">    ; old address afterwards, but it no longer leads to this program's</w:t>
-      </w:r>
-    </w:p>
-    <w:p>
-      <w:pPr>
-        <w:pStyle w:val="SourceCode"/>
-      </w:pPr>
-      <w:r>
-        <w:t xml:space="preserve">    ; memory: a dangling pointer, never read through again.</w:t>
+        <w:t xml:space="preserve">    ; old address afterwards, but the block is no longer the program's and</w:t>
+      </w:r>
+    </w:p>
+    <w:p>
+      <w:pPr>
+        <w:pStyle w:val="SourceCode"/>
+      </w:pPr>
+      <w:r>
+        <w:t xml:space="preserve">    ; malloc may hand it out again: a dangling pointer, never read through.</w:t>
       </w:r>
     </w:p>
     <w:p>
@@ -4302,7 +4303,6 @@
     <w:p>
       <w:pPr>
         <w:pStyle w:val="SourceCode"/>
-        <w:keepNext/>
       </w:pPr>
       <w:r>
         <w:t>.finish:</w:t>
@@ -4311,7 +4311,6 @@
     <w:p>
       <w:pPr>
         <w:pStyle w:val="SourceCode"/>
-        <w:keepNext/>
       </w:pPr>
       <w:r>
         <w:t xml:space="preserve">    add rsp, 8</w:t>
@@ -4320,6 +4319,7 @@
     <w:p>
       <w:pPr>
         <w:pStyle w:val="SourceCode"/>
+        <w:keepNext/>
       </w:pPr>
       <w:r>
         <w:t xml:space="preserve">    ret</w:t>
@@ -4327,6 +4327,29 @@
     </w:p>
     <w:p>
       <w:pPr>
+        <w:pStyle w:val="SourceCode"/>
+        <w:keepNext/>
+      </w:pPr>
+    </w:p>
+    <w:p>
+      <w:pPr>
+        <w:pStyle w:val="SourceCode"/>
+        <w:keepNext/>
+      </w:pPr>
+      <w:r>
+        <w:t>; Marks the stack as not executable, which current Linux linkers expect.</w:t>
+      </w:r>
+    </w:p>
+    <w:p>
+      <w:pPr>
+        <w:pStyle w:val="SourceCode"/>
+      </w:pPr>
+      <w:r>
+        <w:t>section .note.GNU-stack noalloc noexec nowrite progbits</w:t>
+      </w:r>
+    </w:p>
+    <w:p>
+      <w:pPr>
         <w:keepNext/>
       </w:pPr>
     </w:p>
@@ -5509,23 +5532,23 @@
         <w:pStyle w:val="SourceCode"/>
       </w:pPr>
       <w:r>
-        <w:t>; when there is no memory. Ownership moves to the caller: the caller must</w:t>
-      </w:r>
-    </w:p>
-    <w:p>
-      <w:pPr>
-        <w:pStyle w:val="SourceCode"/>
-      </w:pPr>
-      <w:r>
-        <w:t>; hand the record to release_record exactly once. Assembly has no way to</w:t>
-      </w:r>
-    </w:p>
-    <w:p>
-      <w:pPr>
-        <w:pStyle w:val="SourceCode"/>
-      </w:pPr>
-      <w:r>
-        <w:t>; say so except this comment.</w:t>
+        <w:t>; when there is no memory. r12 keeps the name, r13d the port, and rbx the</w:t>
+      </w:r>
+    </w:p>
+    <w:p>
+      <w:pPr>
+        <w:pStyle w:val="SourceCode"/>
+      </w:pPr>
+      <w:r>
+        <w:t>; record's address. Ownership moves to the caller, which must hand the</w:t>
+      </w:r>
+    </w:p>
+    <w:p>
+      <w:pPr>
+        <w:pStyle w:val="SourceCode"/>
+      </w:pPr>
+      <w:r>
+        <w:t>; record to release_record exactly once; only this comment can say so.</w:t>
       </w:r>
     </w:p>
     <w:p>
@@ -7519,23 +7542,23 @@
         <w:pStyle w:val="SourceCode"/>
       </w:pPr>
       <w:r>
-        <w:t>; when there is no memory. Ownership moves to the caller: the caller must</w:t>
-      </w:r>
-    </w:p>
-    <w:p>
-      <w:pPr>
-        <w:pStyle w:val="SourceCode"/>
-      </w:pPr>
-      <w:r>
-        <w:t>; hand the record to release_record exactly once. Assembly has no way to</w:t>
-      </w:r>
-    </w:p>
-    <w:p>
-      <w:pPr>
-        <w:pStyle w:val="SourceCode"/>
-      </w:pPr>
-      <w:r>
-        <w:t>; say so except this comment.</w:t>
+        <w:t>; when there is no memory. r12 keeps the name, r13d the port, and rbx the</w:t>
+      </w:r>
+    </w:p>
+    <w:p>
+      <w:pPr>
+        <w:pStyle w:val="SourceCode"/>
+      </w:pPr>
+      <w:r>
+        <w:t>; record's address. Ownership moves to the caller, which must hand the</w:t>
+      </w:r>
+    </w:p>
+    <w:p>
+      <w:pPr>
+        <w:pStyle w:val="SourceCode"/>
+      </w:pPr>
+      <w:r>
+        <w:t>; record to release_record exactly once; only this comment can say so.</w:t>
       </w:r>
     </w:p>
     <w:p>
@@ -8469,7 +8492,6 @@
     <w:p>
       <w:pPr>
         <w:pStyle w:val="SourceCode"/>
-        <w:keepNext/>
       </w:pPr>
       <w:r>
         <w:t>.finish:</w:t>
@@ -8478,7 +8500,6 @@
     <w:p>
       <w:pPr>
         <w:pStyle w:val="SourceCode"/>
-        <w:keepNext/>
       </w:pPr>
       <w:r>
         <w:t xml:space="preserve">    add rsp, MAIN_FRAME_SIZE</w:t>
@@ -8487,6 +8508,7 @@
     <w:p>
       <w:pPr>
         <w:pStyle w:val="SourceCode"/>
+        <w:keepNext/>
       </w:pPr>
       <w:r>
         <w:t xml:space="preserve">    ret</w:t>
@@ -8494,6 +8516,29 @@
     </w:p>
     <w:p>
       <w:pPr>
+        <w:pStyle w:val="SourceCode"/>
+        <w:keepNext/>
+      </w:pPr>
+    </w:p>
+    <w:p>
+      <w:pPr>
+        <w:pStyle w:val="SourceCode"/>
+        <w:keepNext/>
+      </w:pPr>
+      <w:r>
+        <w:t>; Marks the stack as not executable, which current Linux linkers expect.</w:t>
+      </w:r>
+    </w:p>
+    <w:p>
+      <w:pPr>
+        <w:pStyle w:val="SourceCode"/>
+      </w:pPr>
+      <w:r>
+        <w:t>section .note.GNU-stack noalloc noexec nowrite progbits</w:t>
+      </w:r>
+    </w:p>
+    <w:p>
+      <w:pPr>
         <w:keepNext/>
       </w:pPr>
     </w:p>
@@ -10280,15 +10325,15 @@
         <w:pStyle w:val="SourceCode"/>
       </w:pPr>
       <w:r>
-        <w:t xml:space="preserve">    if let Some(owned_record) = &amp;record {</w:t>
-      </w:r>
-    </w:p>
-    <w:p>
-      <w:pPr>
-        <w:pStyle w:val="SourceCode"/>
-      </w:pPr>
-      <w:r>
-        <w:t xml:space="preserve">        use_record(owned_record);</w:t>
+        <w:t xml:space="preserve">    if let Some(borrowed_record) = &amp;record {</w:t>
+      </w:r>
+    </w:p>
+    <w:p>
+      <w:pPr>
+        <w:pStyle w:val="SourceCode"/>
+      </w:pPr>
+      <w:r>
+        <w:t xml:space="preserve">        use_record(borrowed_record);</w:t>
       </w:r>
     </w:p>
     <w:p>
@@ -14779,10 +14824,10 @@
         <w:pStyle w:val="ListBullet"/>
       </w:pPr>
       <w:r>
-        <w:t xml:space="preserve">Assembly: after the web_01 text line, add web_02 db "web-02", 0 and web_03 db "web-03", 0, and in .data add exercise_names dq web_02, web_03, a list of the two texts' addresses, as in Lesson 2.7a. Change MAIN_FRAME_SIZE equ 40 to 56 (Linux: 8 to 24) and add INDEX_SLOT equ 40 (Linux: 8): main's frame gets an 8-byte slot for the loop's position and stays a multiple of 16. Directly after .after_second:, set qword [rsp + INDEX_SLOT] to 0; at a label .exercise_loop, compare it with 2 and je .exercise_done; load </w:t>
-      </w:r>
-      <w:r>
-        <w:t>the name with mov rax, [rsp + INDEX_SLOT], then lea rcx, [exercise_names] and mov rcx, [rcx + rax*8] (Linux: rdi), and mov edx, 443 (Linux: esi); then repeat web-01's lines from call create_record to the first call release_record; add 1 to qword [rsp + INDEX_SLOT], jmp .exercise_loop, and end with the label .exercise_done:.</w:t>
+        <w:t xml:space="preserve">Assembly: after the web_01 text line, add web_02 db "web-02", 0 and web_03 db "web-03", 0, and in .data add exercise_names dq web_02, web_03, a list of the two texts' addresses, as in Lesson 2.7a. Change MAIN_FRAME_SIZE equ 40 to 56 (Linux: 8 to 24) and add INDEX_SLOT equ 40 (Linux: 8): main's frame gets an 8-byte slot for the loop's position and stays a multiple of 16. Update the comment above MAIN_FRAME_SIZE to name both locals. Directly after .after_second:, set qword [rsp + INDEX_SLOT] to 0; at a label </w:t>
+      </w:r>
+      <w:r>
+        <w:t>.exercise_loop, compare it with 2 and je .exercise_done; load the name with mov rax, [rsp + INDEX_SLOT], then lea rcx, [exercise_names] and mov rcx, [rcx + rax*8] (Linux: rdi), and mov edx, 443 (Linux: esi); then repeat web-01's lines from call create_record to the first call release_record; add 1 to qword [rsp + INDEX_SLOT], jmp .exercise_loop, and end with the label .exercise_done:.</w:t>
       </w:r>
     </w:p>
     <w:p>
@@ -15517,31 +15562,31 @@
       </w:rPr>
     </w:lvl>
   </w:abstractNum>
-  <w:num w:numId="1" w16cid:durableId="1365867701">
+  <w:num w:numId="1" w16cid:durableId="259685646">
     <w:abstractNumId w:val="8"/>
   </w:num>
-  <w:num w:numId="2" w16cid:durableId="737167121">
+  <w:num w:numId="2" w16cid:durableId="531920630">
     <w:abstractNumId w:val="6"/>
   </w:num>
-  <w:num w:numId="3" w16cid:durableId="861361248">
+  <w:num w:numId="3" w16cid:durableId="550770932">
     <w:abstractNumId w:val="5"/>
   </w:num>
-  <w:num w:numId="4" w16cid:durableId="1177619712">
+  <w:num w:numId="4" w16cid:durableId="1332640376">
     <w:abstractNumId w:val="4"/>
   </w:num>
-  <w:num w:numId="5" w16cid:durableId="1481119608">
+  <w:num w:numId="5" w16cid:durableId="672032478">
     <w:abstractNumId w:val="7"/>
   </w:num>
-  <w:num w:numId="6" w16cid:durableId="76556904">
+  <w:num w:numId="6" w16cid:durableId="830021992">
     <w:abstractNumId w:val="3"/>
   </w:num>
-  <w:num w:numId="7" w16cid:durableId="487523894">
+  <w:num w:numId="7" w16cid:durableId="1428774547">
     <w:abstractNumId w:val="2"/>
   </w:num>
-  <w:num w:numId="8" w16cid:durableId="1538812063">
+  <w:num w:numId="8" w16cid:durableId="205457004">
     <w:abstractNumId w:val="1"/>
   </w:num>
-  <w:num w:numId="9" w16cid:durableId="1739085928">
+  <w:num w:numId="9" w16cid:durableId="1566181380">
     <w:abstractNumId w:val="0"/>
   </w:num>
 </w:numbering>
